--- a/downloads/handouts/Unit 05/Handout 05.03 - Fiber Test Station Record.docx
+++ b/downloads/handouts/Unit 05/Handout 05.03 - Fiber Test Station Record.docx
@@ -58,23 +58,21 @@
       <w:pPr>
         <w:pStyle w:val="Heading2"/>
       </w:pPr>
-      <w:bookmarkStart w:id="21" w:name="word-bank-in-other-languages"/>
-      <w:r>
-        <w:t xml:space="preserve">Word bank in other languages</w:t>
+      <w:bookmarkStart w:id="21" w:name="word-bank-in-spanish"/>
+      <w:r>
+        <w:t xml:space="preserve">Word bank in Spanish</w:t>
       </w:r>
       <w:bookmarkEnd w:id="21"/>
     </w:p>
     <w:tbl>
       <w:tblPr>
         <w:tblStyle w:val="Table"/>
-        <w:tblW w:type="pct" w:w="5000.0"/>
+        <w:tblW w:type="pct" w:w="5000"/>
         <w:tblLook w:firstRow="1"/>
       </w:tblPr>
       <w:tblGrid>
-        <w:gridCol w:w="1980"/>
-        <w:gridCol w:w="1980"/>
-        <w:gridCol w:w="1980"/>
-        <w:gridCol w:w="1980"/>
+        <w:gridCol w:w="4680"/>
+        <w:gridCol w:w="4680"/>
       </w:tblGrid>
       <w:tr>
         <w:trPr>
@@ -82,6 +80,7 @@
         </w:trPr>
         <w:tc>
           <w:tcPr>
+            <w:tcW w:type="dxa" w:w="4680"/>
             <w:tcBorders>
               <w:bottom w:val="single"/>
             </w:tcBorders>
@@ -99,6 +98,7 @@
         </w:tc>
         <w:tc>
           <w:tcPr>
+            <w:tcW w:type="dxa" w:w="4680"/>
             <w:tcBorders>
               <w:bottom w:val="single"/>
             </w:tcBorders>
@@ -110,40 +110,6 @@
               <w:jc w:val="left"/>
             </w:pPr>
             <w:r>
-              <w:t xml:space="preserve">Turkish</w:t>
-            </w:r>
-          </w:p>
-        </w:tc>
-        <w:tc>
-          <w:tcPr>
-            <w:tcBorders>
-              <w:bottom w:val="single"/>
-            </w:tcBorders>
-            <w:vAlign w:val="bottom"/>
-          </w:tcPr>
-          <w:p>
-            <w:pPr>
-              <w:pStyle w:val="Compact"/>
-              <w:jc w:val="left"/>
-            </w:pPr>
-            <w:r>
-              <w:t xml:space="preserve">Portuguese</w:t>
-            </w:r>
-          </w:p>
-        </w:tc>
-        <w:tc>
-          <w:tcPr>
-            <w:tcBorders>
-              <w:bottom w:val="single"/>
-            </w:tcBorders>
-            <w:vAlign w:val="bottom"/>
-          </w:tcPr>
-          <w:p>
-            <w:pPr>
-              <w:pStyle w:val="Compact"/>
-              <w:jc w:val="left"/>
-            </w:pPr>
-            <w:r>
               <w:t xml:space="preserve">Spanish</w:t>
             </w:r>
           </w:p>
@@ -151,6 +117,9 @@
       </w:tr>
       <w:tr>
         <w:tc>
+          <w:tcPr>
+            <w:tcW w:type="dxa" w:w="4680"/>
+          </w:tcPr>
           <w:p>
             <w:pPr>
               <w:pStyle w:val="Compact"/>
@@ -162,17 +131,9 @@
           </w:p>
         </w:tc>
         <w:tc>
-          <w:p>
-            <w:pPr>
-              <w:pStyle w:val="Compact"/>
-              <w:jc w:val="left"/>
-            </w:pPr>
-            <w:r>
-              <w:t xml:space="preserve">lif</w:t>
-            </w:r>
-          </w:p>
-        </w:tc>
-        <w:tc>
+          <w:tcPr>
+            <w:tcW w:type="dxa" w:w="4680"/>
+          </w:tcPr>
           <w:p>
             <w:pPr>
               <w:pStyle w:val="Compact"/>
@@ -183,20 +144,12 @@
             </w:r>
           </w:p>
         </w:tc>
-        <w:tc>
-          <w:p>
-            <w:pPr>
-              <w:pStyle w:val="Compact"/>
-              <w:jc w:val="left"/>
-            </w:pPr>
-            <w:r>
-              <w:t xml:space="preserve">fibra</w:t>
-            </w:r>
-          </w:p>
-        </w:tc>
-      </w:tr>
-      <w:tr>
-        <w:tc>
+      </w:tr>
+      <w:tr>
+        <w:tc>
+          <w:tcPr>
+            <w:tcW w:type="dxa" w:w="4680"/>
+          </w:tcPr>
           <w:p>
             <w:pPr>
               <w:pStyle w:val="Compact"/>
@@ -208,17 +161,9 @@
           </w:p>
         </w:tc>
         <w:tc>
-          <w:p>
-            <w:pPr>
-              <w:pStyle w:val="Compact"/>
-              <w:jc w:val="left"/>
-            </w:pPr>
-            <w:r>
-              <w:t xml:space="preserve">doğal</w:t>
-            </w:r>
-          </w:p>
-        </w:tc>
-        <w:tc>
+          <w:tcPr>
+            <w:tcW w:type="dxa" w:w="4680"/>
+          </w:tcPr>
           <w:p>
             <w:pPr>
               <w:pStyle w:val="Compact"/>
@@ -229,20 +174,12 @@
             </w:r>
           </w:p>
         </w:tc>
-        <w:tc>
-          <w:p>
-            <w:pPr>
-              <w:pStyle w:val="Compact"/>
-              <w:jc w:val="left"/>
-            </w:pPr>
-            <w:r>
-              <w:t xml:space="preserve">natural</w:t>
-            </w:r>
-          </w:p>
-        </w:tc>
-      </w:tr>
-      <w:tr>
-        <w:tc>
+      </w:tr>
+      <w:tr>
+        <w:tc>
+          <w:tcPr>
+            <w:tcW w:type="dxa" w:w="4680"/>
+          </w:tcPr>
           <w:p>
             <w:pPr>
               <w:pStyle w:val="Compact"/>
@@ -254,28 +191,9 @@
           </w:p>
         </w:tc>
         <w:tc>
-          <w:p>
-            <w:pPr>
-              <w:pStyle w:val="Compact"/>
-              <w:jc w:val="left"/>
-            </w:pPr>
-            <w:r>
-              <w:t xml:space="preserve">yapay (sentetik)</w:t>
-            </w:r>
-          </w:p>
-        </w:tc>
-        <w:tc>
-          <w:p>
-            <w:pPr>
-              <w:pStyle w:val="Compact"/>
-              <w:jc w:val="left"/>
-            </w:pPr>
-            <w:r>
-              <w:t xml:space="preserve">manufaturada (sintética)</w:t>
-            </w:r>
-          </w:p>
-        </w:tc>
-        <w:tc>
+          <w:tcPr>
+            <w:tcW w:type="dxa" w:w="4680"/>
+          </w:tcPr>
           <w:p>
             <w:pPr>
               <w:pStyle w:val="Compact"/>
@@ -289,6 +207,9 @@
       </w:tr>
       <w:tr>
         <w:tc>
+          <w:tcPr>
+            <w:tcW w:type="dxa" w:w="4680"/>
+          </w:tcPr>
           <w:p>
             <w:pPr>
               <w:pStyle w:val="Compact"/>
@@ -300,28 +221,9 @@
           </w:p>
         </w:tc>
         <w:tc>
-          <w:p>
-            <w:pPr>
-              <w:pStyle w:val="Compact"/>
-              <w:jc w:val="left"/>
-            </w:pPr>
-            <w:r>
-              <w:t xml:space="preserve">pamuk</w:t>
-            </w:r>
-          </w:p>
-        </w:tc>
-        <w:tc>
-          <w:p>
-            <w:pPr>
-              <w:pStyle w:val="Compact"/>
-              <w:jc w:val="left"/>
-            </w:pPr>
-            <w:r>
-              <w:t xml:space="preserve">algodão</w:t>
-            </w:r>
-          </w:p>
-        </w:tc>
-        <w:tc>
+          <w:tcPr>
+            <w:tcW w:type="dxa" w:w="4680"/>
+          </w:tcPr>
           <w:p>
             <w:pPr>
               <w:pStyle w:val="Compact"/>
@@ -335,6 +237,9 @@
       </w:tr>
       <w:tr>
         <w:tc>
+          <w:tcPr>
+            <w:tcW w:type="dxa" w:w="4680"/>
+          </w:tcPr>
           <w:p>
             <w:pPr>
               <w:pStyle w:val="Compact"/>
@@ -346,28 +251,9 @@
           </w:p>
         </w:tc>
         <w:tc>
-          <w:p>
-            <w:pPr>
-              <w:pStyle w:val="Compact"/>
-              <w:jc w:val="left"/>
-            </w:pPr>
-            <w:r>
-              <w:t xml:space="preserve">yün</w:t>
-            </w:r>
-          </w:p>
-        </w:tc>
-        <w:tc>
-          <w:p>
-            <w:pPr>
-              <w:pStyle w:val="Compact"/>
-              <w:jc w:val="left"/>
-            </w:pPr>
-            <w:r>
-              <w:t xml:space="preserve">lã</w:t>
-            </w:r>
-          </w:p>
-        </w:tc>
-        <w:tc>
+          <w:tcPr>
+            <w:tcW w:type="dxa" w:w="4680"/>
+          </w:tcPr>
           <w:p>
             <w:pPr>
               <w:pStyle w:val="Compact"/>
@@ -381,6 +267,9 @@
       </w:tr>
       <w:tr>
         <w:tc>
+          <w:tcPr>
+            <w:tcW w:type="dxa" w:w="4680"/>
+          </w:tcPr>
           <w:p>
             <w:pPr>
               <w:pStyle w:val="Compact"/>
@@ -392,17 +281,9 @@
           </w:p>
         </w:tc>
         <w:tc>
-          <w:p>
-            <w:pPr>
-              <w:pStyle w:val="Compact"/>
-              <w:jc w:val="left"/>
-            </w:pPr>
-            <w:r>
-              <w:t xml:space="preserve">ipek</w:t>
-            </w:r>
-          </w:p>
-        </w:tc>
-        <w:tc>
+          <w:tcPr>
+            <w:tcW w:type="dxa" w:w="4680"/>
+          </w:tcPr>
           <w:p>
             <w:pPr>
               <w:pStyle w:val="Compact"/>
@@ -413,20 +294,12 @@
             </w:r>
           </w:p>
         </w:tc>
-        <w:tc>
-          <w:p>
-            <w:pPr>
-              <w:pStyle w:val="Compact"/>
-              <w:jc w:val="left"/>
-            </w:pPr>
-            <w:r>
-              <w:t xml:space="preserve">seda</w:t>
-            </w:r>
-          </w:p>
-        </w:tc>
-      </w:tr>
-      <w:tr>
-        <w:tc>
+      </w:tr>
+      <w:tr>
+        <w:tc>
+          <w:tcPr>
+            <w:tcW w:type="dxa" w:w="4680"/>
+          </w:tcPr>
           <w:p>
             <w:pPr>
               <w:pStyle w:val="Compact"/>
@@ -438,28 +311,9 @@
           </w:p>
         </w:tc>
         <w:tc>
-          <w:p>
-            <w:pPr>
-              <w:pStyle w:val="Compact"/>
-              <w:jc w:val="left"/>
-            </w:pPr>
-            <w:r>
-              <w:t xml:space="preserve">keten</w:t>
-            </w:r>
-          </w:p>
-        </w:tc>
-        <w:tc>
-          <w:p>
-            <w:pPr>
-              <w:pStyle w:val="Compact"/>
-              <w:jc w:val="left"/>
-            </w:pPr>
-            <w:r>
-              <w:t xml:space="preserve">linho</w:t>
-            </w:r>
-          </w:p>
-        </w:tc>
-        <w:tc>
+          <w:tcPr>
+            <w:tcW w:type="dxa" w:w="4680"/>
+          </w:tcPr>
           <w:p>
             <w:pPr>
               <w:pStyle w:val="Compact"/>
@@ -473,6 +327,9 @@
       </w:tr>
       <w:tr>
         <w:tc>
+          <w:tcPr>
+            <w:tcW w:type="dxa" w:w="4680"/>
+          </w:tcPr>
           <w:p>
             <w:pPr>
               <w:pStyle w:val="Compact"/>
@@ -484,17 +341,9 @@
           </w:p>
         </w:tc>
         <w:tc>
-          <w:p>
-            <w:pPr>
-              <w:pStyle w:val="Compact"/>
-              <w:jc w:val="left"/>
-            </w:pPr>
-            <w:r>
-              <w:t xml:space="preserve">polyester</w:t>
-            </w:r>
-          </w:p>
-        </w:tc>
-        <w:tc>
+          <w:tcPr>
+            <w:tcW w:type="dxa" w:w="4680"/>
+          </w:tcPr>
           <w:p>
             <w:pPr>
               <w:pStyle w:val="Compact"/>
@@ -505,20 +354,12 @@
             </w:r>
           </w:p>
         </w:tc>
-        <w:tc>
-          <w:p>
-            <w:pPr>
-              <w:pStyle w:val="Compact"/>
-              <w:jc w:val="left"/>
-            </w:pPr>
-            <w:r>
-              <w:t xml:space="preserve">poliéster</w:t>
-            </w:r>
-          </w:p>
-        </w:tc>
-      </w:tr>
-      <w:tr>
-        <w:tc>
+      </w:tr>
+      <w:tr>
+        <w:tc>
+          <w:tcPr>
+            <w:tcW w:type="dxa" w:w="4680"/>
+          </w:tcPr>
           <w:p>
             <w:pPr>
               <w:pStyle w:val="Compact"/>
@@ -530,28 +371,9 @@
           </w:p>
         </w:tc>
         <w:tc>
-          <w:p>
-            <w:pPr>
-              <w:pStyle w:val="Compact"/>
-              <w:jc w:val="left"/>
-            </w:pPr>
-            <w:r>
-              <w:t xml:space="preserve">naylon</w:t>
-            </w:r>
-          </w:p>
-        </w:tc>
-        <w:tc>
-          <w:p>
-            <w:pPr>
-              <w:pStyle w:val="Compact"/>
-              <w:jc w:val="left"/>
-            </w:pPr>
-            <w:r>
-              <w:t xml:space="preserve">náilon</w:t>
-            </w:r>
-          </w:p>
-        </w:tc>
-        <w:tc>
+          <w:tcPr>
+            <w:tcW w:type="dxa" w:w="4680"/>
+          </w:tcPr>
           <w:p>
             <w:pPr>
               <w:pStyle w:val="Compact"/>
@@ -565,6 +387,9 @@
       </w:tr>
       <w:tr>
         <w:tc>
+          <w:tcPr>
+            <w:tcW w:type="dxa" w:w="4680"/>
+          </w:tcPr>
           <w:p>
             <w:pPr>
               <w:pStyle w:val="Compact"/>
@@ -576,28 +401,9 @@
           </w:p>
         </w:tc>
         <w:tc>
-          <w:p>
-            <w:pPr>
-              <w:pStyle w:val="Compact"/>
-              <w:jc w:val="left"/>
-            </w:pPr>
-            <w:r>
-              <w:t xml:space="preserve">rayon (viskon)</w:t>
-            </w:r>
-          </w:p>
-        </w:tc>
-        <w:tc>
-          <w:p>
-            <w:pPr>
-              <w:pStyle w:val="Compact"/>
-              <w:jc w:val="left"/>
-            </w:pPr>
-            <w:r>
-              <w:t xml:space="preserve">raiom (viscose)</w:t>
-            </w:r>
-          </w:p>
-        </w:tc>
-        <w:tc>
+          <w:tcPr>
+            <w:tcW w:type="dxa" w:w="4680"/>
+          </w:tcPr>
           <w:p>
             <w:pPr>
               <w:pStyle w:val="Compact"/>
@@ -611,6 +417,9 @@
       </w:tr>
       <w:tr>
         <w:tc>
+          <w:tcPr>
+            <w:tcW w:type="dxa" w:w="4680"/>
+          </w:tcPr>
           <w:p>
             <w:pPr>
               <w:pStyle w:val="Compact"/>
@@ -622,28 +431,9 @@
           </w:p>
         </w:tc>
         <w:tc>
-          <w:p>
-            <w:pPr>
-              <w:pStyle w:val="Compact"/>
-              <w:jc w:val="left"/>
-            </w:pPr>
-            <w:r>
-              <w:t xml:space="preserve">likra (elastan)</w:t>
-            </w:r>
-          </w:p>
-        </w:tc>
-        <w:tc>
-          <w:p>
-            <w:pPr>
-              <w:pStyle w:val="Compact"/>
-              <w:jc w:val="left"/>
-            </w:pPr>
-            <w:r>
-              <w:t xml:space="preserve">elastano (lycra)</w:t>
-            </w:r>
-          </w:p>
-        </w:tc>
-        <w:tc>
+          <w:tcPr>
+            <w:tcW w:type="dxa" w:w="4680"/>
+          </w:tcPr>
           <w:p>
             <w:pPr>
               <w:pStyle w:val="Compact"/>
@@ -657,6 +447,9 @@
       </w:tr>
       <w:tr>
         <w:tc>
+          <w:tcPr>
+            <w:tcW w:type="dxa" w:w="4680"/>
+          </w:tcPr>
           <w:p>
             <w:pPr>
               <w:pStyle w:val="Compact"/>
@@ -668,28 +461,9 @@
           </w:p>
         </w:tc>
         <w:tc>
-          <w:p>
-            <w:pPr>
-              <w:pStyle w:val="Compact"/>
-              <w:jc w:val="left"/>
-            </w:pPr>
-            <w:r>
-              <w:t xml:space="preserve">emmek</w:t>
-            </w:r>
-          </w:p>
-        </w:tc>
-        <w:tc>
-          <w:p>
-            <w:pPr>
-              <w:pStyle w:val="Compact"/>
-              <w:jc w:val="left"/>
-            </w:pPr>
-            <w:r>
-              <w:t xml:space="preserve">absorver</w:t>
-            </w:r>
-          </w:p>
-        </w:tc>
-        <w:tc>
+          <w:tcPr>
+            <w:tcW w:type="dxa" w:w="4680"/>
+          </w:tcPr>
           <w:p>
             <w:pPr>
               <w:pStyle w:val="Compact"/>
@@ -703,6 +477,9 @@
       </w:tr>
       <w:tr>
         <w:tc>
+          <w:tcPr>
+            <w:tcW w:type="dxa" w:w="4680"/>
+          </w:tcPr>
           <w:p>
             <w:pPr>
               <w:pStyle w:val="Compact"/>
@@ -714,28 +491,9 @@
           </w:p>
         </w:tc>
         <w:tc>
-          <w:p>
-            <w:pPr>
-              <w:pStyle w:val="Compact"/>
-              <w:jc w:val="left"/>
-            </w:pPr>
-            <w:r>
-              <w:t xml:space="preserve">uzamak (esnemek)</w:t>
-            </w:r>
-          </w:p>
-        </w:tc>
-        <w:tc>
-          <w:p>
-            <w:pPr>
-              <w:pStyle w:val="Compact"/>
-              <w:jc w:val="left"/>
-            </w:pPr>
-            <w:r>
-              <w:t xml:space="preserve">esticar</w:t>
-            </w:r>
-          </w:p>
-        </w:tc>
-        <w:tc>
+          <w:tcPr>
+            <w:tcW w:type="dxa" w:w="4680"/>
+          </w:tcPr>
           <w:p>
             <w:pPr>
               <w:pStyle w:val="Compact"/>
@@ -749,6 +507,9 @@
       </w:tr>
       <w:tr>
         <w:tc>
+          <w:tcPr>
+            <w:tcW w:type="dxa" w:w="4680"/>
+          </w:tcPr>
           <w:p>
             <w:pPr>
               <w:pStyle w:val="Compact"/>
@@ -760,28 +521,9 @@
           </w:p>
         </w:tc>
         <w:tc>
-          <w:p>
-            <w:pPr>
-              <w:pStyle w:val="Compact"/>
-              <w:jc w:val="left"/>
-            </w:pPr>
-            <w:r>
-              <w:t xml:space="preserve">kırışmak</w:t>
-            </w:r>
-          </w:p>
-        </w:tc>
-        <w:tc>
-          <w:p>
-            <w:pPr>
-              <w:pStyle w:val="Compact"/>
-              <w:jc w:val="left"/>
-            </w:pPr>
-            <w:r>
-              <w:t xml:space="preserve">amassar (vincar)</w:t>
-            </w:r>
-          </w:p>
-        </w:tc>
-        <w:tc>
+          <w:tcPr>
+            <w:tcW w:type="dxa" w:w="4680"/>
+          </w:tcPr>
           <w:p>
             <w:pPr>
               <w:pStyle w:val="Compact"/>
@@ -795,6 +537,9 @@
       </w:tr>
       <w:tr>
         <w:tc>
+          <w:tcPr>
+            <w:tcW w:type="dxa" w:w="4680"/>
+          </w:tcPr>
           <w:p>
             <w:pPr>
               <w:pStyle w:val="Compact"/>
@@ -806,28 +551,9 @@
           </w:p>
         </w:tc>
         <w:tc>
-          <w:p>
-            <w:pPr>
-              <w:pStyle w:val="Compact"/>
-              <w:jc w:val="left"/>
-            </w:pPr>
-            <w:r>
-              <w:t xml:space="preserve">sıcak tutan</w:t>
-            </w:r>
-          </w:p>
-        </w:tc>
-        <w:tc>
-          <w:p>
-            <w:pPr>
-              <w:pStyle w:val="Compact"/>
-              <w:jc w:val="left"/>
-            </w:pPr>
-            <w:r>
-              <w:t xml:space="preserve">quente</w:t>
-            </w:r>
-          </w:p>
-        </w:tc>
-        <w:tc>
+          <w:tcPr>
+            <w:tcW w:type="dxa" w:w="4680"/>
+          </w:tcPr>
           <w:p>
             <w:pPr>
               <w:pStyle w:val="Compact"/>
@@ -841,6 +567,9 @@
       </w:tr>
       <w:tr>
         <w:tc>
+          <w:tcPr>
+            <w:tcW w:type="dxa" w:w="4680"/>
+          </w:tcPr>
           <w:p>
             <w:pPr>
               <w:pStyle w:val="Compact"/>
@@ -852,28 +581,9 @@
           </w:p>
         </w:tc>
         <w:tc>
-          <w:p>
-            <w:pPr>
-              <w:pStyle w:val="Compact"/>
-              <w:jc w:val="left"/>
-            </w:pPr>
-            <w:r>
-              <w:t xml:space="preserve">erimek</w:t>
-            </w:r>
-          </w:p>
-        </w:tc>
-        <w:tc>
-          <w:p>
-            <w:pPr>
-              <w:pStyle w:val="Compact"/>
-              <w:jc w:val="left"/>
-            </w:pPr>
-            <w:r>
-              <w:t xml:space="preserve">derreter</w:t>
-            </w:r>
-          </w:p>
-        </w:tc>
-        <w:tc>
+          <w:tcPr>
+            <w:tcW w:type="dxa" w:w="4680"/>
+          </w:tcPr>
           <w:p>
             <w:pPr>
               <w:pStyle w:val="Compact"/>
@@ -2435,8 +2145,11 @@
       </w:r>
     </w:p>
     <w:p>
-      <w:r>
-        <w:br w:type="page"/>
+      <w:pPr>
+        <w:pStyle w:val="BodyText"/>
+      </w:pPr>
+      <w:r>
+        <w:t xml:space="preserve">_______________________________________________________________________</w:t>
       </w:r>
     </w:p>
     <w:p>
@@ -3251,8 +2964,11 @@
       </w:r>
     </w:p>
     <w:p>
-      <w:r>
-        <w:br w:type="page"/>
+      <w:pPr>
+        <w:pStyle w:val="BodyText"/>
+      </w:pPr>
+      <w:r>
+        <w:t xml:space="preserve">_______________________________________________________________________</w:t>
       </w:r>
     </w:p>
     <w:p>
@@ -3264,8 +2980,11 @@
       </w:r>
     </w:p>
     <w:p>
-      <w:r>
-        <w:br w:type="page"/>
+      <w:pPr>
+        <w:pStyle w:val="BodyText"/>
+      </w:pPr>
+      <w:r>
+        <w:t xml:space="preserve">_______________________________________________________________________</w:t>
       </w:r>
     </w:p>
     <w:sectPr>

--- a/downloads/handouts/Unit 05/Handout 05.03 - Fiber Test Station Record.docx
+++ b/downloads/handouts/Unit 05/Handout 05.03 - Fiber Test Station Record.docx
@@ -51,7 +51,7 @@
         <w:t xml:space="preserve"> </w:t>
       </w:r>
       <w:r>
-        <w:t xml:space="preserve">one drop of water, not a puddle. Swatches stay at the station. Wet swatches go on the paper towel with the letter showing. Nothing goes in a mouth.</w:t>
+        <w:t xml:space="preserve">one drop of water, not a puddle. Swatches (small squares of fabric) stay at the station. Wet swatches go on the paper towel with the letter showing. Nothing goes in a mouth.</w:t>
       </w:r>
     </w:p>
     <w:p>
@@ -1410,7 +1410,7 @@
         <w:pStyle w:val="FirstParagraph"/>
       </w:pPr>
       <w:r>
-        <w:t xml:space="preserve">Three tests on six swatches. Circle or write in every box. Ninety seconds per swatch.</w:t>
+        <w:t xml:space="preserve">Three tests on six swatches. Circle or write in every box. Spend 90 seconds on each swatch.</w:t>
       </w:r>
     </w:p>
     <w:p>
@@ -1981,7 +1981,7 @@
         <w:pStyle w:val="FirstParagraph"/>
       </w:pPr>
       <w:r>
-        <w:t xml:space="preserve">You are seated behind the line. Nobody stands up. Nobody films it.</w:t>
+        <w:t xml:space="preserve">Stay seated behind the line. Nobody stands up. Nobody films it.</w:t>
       </w:r>
     </w:p>
     <w:tbl>
@@ -2149,7 +2149,7 @@
         <w:pStyle w:val="BodyText"/>
       </w:pPr>
       <w:r>
-        <w:t xml:space="preserve">_______________________________________________________________________</w:t>
+        <w:t xml:space="preserve">Answer: _______________________________________________________________</w:t>
       </w:r>
     </w:p>
     <w:p>
@@ -2166,7 +2166,7 @@
         <w:t xml:space="preserve"> </w:t>
       </w:r>
       <w:r>
-        <w:t xml:space="preserve">do the wrinkle test instead. Crush each swatch in your fist for ten seconds, then open your hand. Rate the wrinkle 1 (none), 2 (some), 3 (a lot).</w:t>
+        <w:t xml:space="preserve">do the wrinkle test instead. Crush each swatch in your fist for 10 seconds. Open your hand. Rate the wrinkles: 1 (none), 2 (some), 3 (a lot).</w:t>
       </w:r>
     </w:p>
     <w:tbl>
@@ -2696,7 +2696,7 @@
         <w:t xml:space="preserve"> </w:t>
       </w:r>
       <w:r>
-        <w:t xml:space="preserve">For each use, name the swatch letter you would pick and give two pieces of evidence from your own test data.</w:t>
+        <w:t xml:space="preserve">For each use, write the swatch letter you would pick. Then give two pieces of evidence from your own tests.</w:t>
       </w:r>
     </w:p>
     <w:tbl>
@@ -2968,7 +2968,7 @@
         <w:pStyle w:val="BodyText"/>
       </w:pPr>
       <w:r>
-        <w:t xml:space="preserve">_______________________________________________________________________</w:t>
+        <w:t xml:space="preserve">Answer: _______________________________________________________________</w:t>
       </w:r>
     </w:p>
     <w:p>
@@ -2984,7 +2984,7 @@
         <w:pStyle w:val="BodyText"/>
       </w:pPr>
       <w:r>
-        <w:t xml:space="preserve">_______________________________________________________________________</w:t>
+        <w:t xml:space="preserve">Answer: _______________________________________________________________</w:t>
       </w:r>
     </w:p>
     <w:sectPr>
